--- a/final/submission_0907/Research Highlights 0907.docx
+++ b/final/submission_0907/Research Highlights 0907.docx
@@ -56,7 +56,7 @@
         <w:pStyle w:val="Compact"/>
       </w:pPr>
       <w:r>
-        <w:t xml:space="preserve">Transfer to 300 objects without re-search: +0.96 dB PSNR, more texture retained</w:t>
+        <w:t xml:space="preserve">Transfer to 300 objects, no further search: +0.96 dB PSNR, more texture kept</w:t>
       </w:r>
     </w:p>
     <w:p>
